--- a/Database Administration (CST4714) – 15-Week Syllabus (Open Resources).docx
+++ b/Database Administration (CST4714) – 15-Week Syllabus (Open Resources).docx
@@ -397,9 +397,9 @@
         <w:tblLook w:val="0020" w:firstRow="1" w:lastRow="0" w:firstColumn="0" w:lastColumn="0" w:noHBand="0" w:noVBand="0"/>
       </w:tblPr>
       <w:tblGrid>
-        <w:gridCol w:w="798"/>
-        <w:gridCol w:w="4726"/>
-        <w:gridCol w:w="3836"/>
+        <w:gridCol w:w="805"/>
+        <w:gridCol w:w="4723"/>
+        <w:gridCol w:w="3832"/>
       </w:tblGrid>
       <w:tr>
         <w:trPr>
@@ -1236,15 +1236,72 @@
               <w:pStyle w:val="Compact"/>
             </w:pPr>
             <w:r>
-              <w:rPr>
-                <w:b/>
-                <w:bCs/>
-              </w:rPr>
-              <w:t>Final Group Project due:</w:t>
-            </w:r>
-            <w:r>
-              <w:t xml:space="preserve"> presentation and written report submitted.</w:t>
-            </w:r>
+              <w:t>P</w:t>
+            </w:r>
+            <w:r>
+              <w:t>resentation</w:t>
+            </w:r>
+          </w:p>
+        </w:tc>
+      </w:tr>
+      <w:tr>
+        <w:tblPrEx>
+          <w:tblLook w:val="04A0" w:firstRow="1" w:lastRow="0" w:firstColumn="1" w:lastColumn="0" w:noHBand="0" w:noVBand="1"/>
+        </w:tblPrEx>
+        <w:tc>
+          <w:tcPr>
+            <w:tcW w:w="0" w:type="auto"/>
+          </w:tcPr>
+          <w:p>
+            <w:pPr>
+              <w:pStyle w:val="Compact"/>
+            </w:pPr>
+            <w:bookmarkStart w:id="5" w:name="assignments-grading"/>
+            <w:bookmarkEnd w:id="4"/>
+            <w:r>
+              <w:rPr>
+                <w:b/>
+                <w:bCs/>
+              </w:rPr>
+              <w:t>1</w:t>
+            </w:r>
+            <w:r>
+              <w:rPr>
+                <w:b/>
+                <w:bCs/>
+              </w:rPr>
+              <w:t>6-17</w:t>
+            </w:r>
+          </w:p>
+        </w:tc>
+        <w:tc>
+          <w:tcPr>
+            <w:tcW w:w="0" w:type="auto"/>
+          </w:tcPr>
+          <w:p>
+            <w:pPr>
+              <w:pStyle w:val="Compact"/>
+            </w:pPr>
+            <w:r>
+              <w:rPr>
+                <w:b/>
+                <w:bCs/>
+              </w:rPr>
+              <w:t>Final presentations &amp; course wrap‑up:</w:t>
+            </w:r>
+            <w:r>
+              <w:t xml:space="preserve"> each group presents their final project; review of course learning outcomes and reflection on administrative tasks.</w:t>
+            </w:r>
+          </w:p>
+        </w:tc>
+        <w:tc>
+          <w:tcPr>
+            <w:tcW w:w="0" w:type="auto"/>
+          </w:tcPr>
+          <w:p>
+            <w:pPr>
+              <w:pStyle w:val="Compact"/>
+            </w:pPr>
           </w:p>
         </w:tc>
       </w:tr>
@@ -1253,8 +1310,11 @@
       <w:pPr>
         <w:pStyle w:val="Heading2"/>
       </w:pPr>
-      <w:bookmarkStart w:id="5" w:name="assignments-grading"/>
-      <w:bookmarkEnd w:id="4"/>
+    </w:p>
+    <w:p>
+      <w:pPr>
+        <w:pStyle w:val="Heading2"/>
+      </w:pPr>
       <w:r>
         <w:t>Assignments &amp; Grading</w:t>
       </w:r>
@@ -1292,6 +1352,7 @@
               <w:pStyle w:val="Compact"/>
             </w:pPr>
             <w:r>
+              <w:lastRenderedPageBreak/>
               <w:t>Category</w:t>
             </w:r>
           </w:p>
@@ -1386,7 +1447,6 @@
                 <w:b/>
                 <w:bCs/>
               </w:rPr>
-              <w:lastRenderedPageBreak/>
               <w:t>Midterm Individual Project</w:t>
             </w:r>
           </w:p>
@@ -1634,6 +1694,7 @@
           <w:b/>
           <w:bCs/>
         </w:rPr>
+        <w:lastRenderedPageBreak/>
         <w:t>Accessibility:</w:t>
       </w:r>
       <w:r>
@@ -1653,7 +1714,6 @@
           <w:b/>
           <w:bCs/>
         </w:rPr>
-        <w:lastRenderedPageBreak/>
         <w:t>Communication:</w:t>
       </w:r>
       <w:r>

--- a/Database Administration (CST4714) – 15-Week Syllabus (Open Resources).docx
+++ b/Database Administration (CST4714) – 15-Week Syllabus (Open Resources).docx
@@ -1220,7 +1220,14 @@
                 <w:b/>
                 <w:bCs/>
               </w:rPr>
-              <w:t>Final presentations &amp; course wrap‑up:</w:t>
+              <w:t>Final Project Work</w:t>
+            </w:r>
+            <w:r>
+              <w:rPr>
+                <w:b/>
+                <w:bCs/>
+              </w:rPr>
+              <w:t>:</w:t>
             </w:r>
             <w:r>
               <w:t xml:space="preserve"> each group presents their final project; review of course learning outcomes and reflection on administrative tasks.</w:t>
@@ -1236,10 +1243,7 @@
               <w:pStyle w:val="Compact"/>
             </w:pPr>
             <w:r>
-              <w:t>P</w:t>
-            </w:r>
-            <w:r>
-              <w:t>resentation</w:t>
+              <w:t>Presentation</w:t>
             </w:r>
           </w:p>
         </w:tc>
@@ -1263,31 +1267,31 @@
                 <w:b/>
                 <w:bCs/>
               </w:rPr>
-              <w:t>1</w:t>
-            </w:r>
-            <w:r>
-              <w:rPr>
-                <w:b/>
-                <w:bCs/>
-              </w:rPr>
-              <w:t>6-17</w:t>
-            </w:r>
-          </w:p>
-        </w:tc>
-        <w:tc>
-          <w:tcPr>
-            <w:tcW w:w="0" w:type="auto"/>
-          </w:tcPr>
-          <w:p>
-            <w:pPr>
-              <w:pStyle w:val="Compact"/>
-            </w:pPr>
-            <w:r>
-              <w:rPr>
-                <w:b/>
-                <w:bCs/>
-              </w:rPr>
-              <w:t>Final presentations &amp; course wrap‑up:</w:t>
+              <w:t>16-17</w:t>
+            </w:r>
+          </w:p>
+        </w:tc>
+        <w:tc>
+          <w:tcPr>
+            <w:tcW w:w="0" w:type="auto"/>
+          </w:tcPr>
+          <w:p>
+            <w:pPr>
+              <w:pStyle w:val="Compact"/>
+            </w:pPr>
+            <w:r>
+              <w:rPr>
+                <w:b/>
+                <w:bCs/>
+              </w:rPr>
+              <w:t>Course</w:t>
+            </w:r>
+            <w:r>
+              <w:rPr>
+                <w:b/>
+                <w:bCs/>
+              </w:rPr>
+              <w:t xml:space="preserve"> wrap‑up:</w:t>
             </w:r>
             <w:r>
               <w:t xml:space="preserve"> each group presents their final project; review of course learning outcomes and reflection on administrative tasks.</w:t>
